--- a/tillsyn/A 19313-2025 tillsynsbegäran.docx
+++ b/tillsyn/A 19313-2025 tillsynsbegäran.docx
@@ -746,7 +746,7 @@
     <w:r>
       <w:tab/>
       <w:tab/>
-      <w:t>2025-05-19</w:t>
+      <w:t>2025-05-20</w:t>
       <w:br/>
       <w:br/>
     </w:r>

--- a/tillsyn/A 19313-2025 tillsynsbegäran.docx
+++ b/tillsyn/A 19313-2025 tillsynsbegäran.docx
@@ -746,7 +746,7 @@
     <w:r>
       <w:tab/>
       <w:tab/>
-      <w:t>2025-05-20</w:t>
+      <w:t>2025-05-21</w:t>
       <w:br/>
       <w:br/>
     </w:r>

--- a/tillsyn/A 19313-2025 tillsynsbegäran.docx
+++ b/tillsyn/A 19313-2025 tillsynsbegäran.docx
@@ -746,7 +746,7 @@
     <w:r>
       <w:tab/>
       <w:tab/>
-      <w:t>2025-05-21</w:t>
+      <w:t>2025-05-22</w:t>
       <w:br/>
       <w:br/>
     </w:r>

--- a/tillsyn/A 19313-2025 tillsynsbegäran.docx
+++ b/tillsyn/A 19313-2025 tillsynsbegäran.docx
@@ -746,7 +746,7 @@
     <w:r>
       <w:tab/>
       <w:tab/>
-      <w:t>2025-05-22</w:t>
+      <w:t>2025-05-23</w:t>
       <w:br/>
       <w:br/>
     </w:r>

--- a/tillsyn/A 19313-2025 tillsynsbegäran.docx
+++ b/tillsyn/A 19313-2025 tillsynsbegäran.docx
@@ -746,7 +746,7 @@
     <w:r>
       <w:tab/>
       <w:tab/>
-      <w:t>2025-05-23</w:t>
+      <w:t>2025-05-24</w:t>
       <w:br/>
       <w:br/>
     </w:r>

--- a/tillsyn/A 19313-2025 tillsynsbegäran.docx
+++ b/tillsyn/A 19313-2025 tillsynsbegäran.docx
@@ -746,7 +746,7 @@
     <w:r>
       <w:tab/>
       <w:tab/>
-      <w:t>2025-05-24</w:t>
+      <w:t>2025-05-25</w:t>
       <w:br/>
       <w:br/>
     </w:r>

--- a/tillsyn/A 19313-2025 tillsynsbegäran.docx
+++ b/tillsyn/A 19313-2025 tillsynsbegäran.docx
@@ -746,7 +746,7 @@
     <w:r>
       <w:tab/>
       <w:tab/>
-      <w:t>2025-05-25</w:t>
+      <w:t>2025-05-26</w:t>
       <w:br/>
       <w:br/>
     </w:r>

--- a/tillsyn/A 19313-2025 tillsynsbegäran.docx
+++ b/tillsyn/A 19313-2025 tillsynsbegäran.docx
@@ -746,7 +746,7 @@
     <w:r>
       <w:tab/>
       <w:tab/>
-      <w:t>2025-05-26</w:t>
+      <w:t>2025-05-27</w:t>
       <w:br/>
       <w:br/>
     </w:r>

--- a/tillsyn/A 19313-2025 tillsynsbegäran.docx
+++ b/tillsyn/A 19313-2025 tillsynsbegäran.docx
@@ -110,6 +110,33 @@
       </w:r>
       <w:r>
         <w:t xml:space="preserve"> förekommer främst i äldre skogar med naturskogskaraktär, liksom i dimensionsavverkade och plockhuggna skogar. I äldre grannaturskog i norra Sverige är den alltjämt en förhållandevis vanlig karaktärsart, medan den längre söderut blir allt mer sällsynt. I Götaland och delar av Svealand är den en god signalart för skyddsvärda granskogsmiljöer. Arten bedöms ha minskat starkt under senare år på grund av skogsavverkningar, då den framför allt växer i äldre granskog med långvarig grankontinuitet. I urskogsliknande bestånd i norra Sverige kan ibland påträffas den mycket sällsynta tickan grantickeporing (VU), som lever på döda grantickor (SLU Artdatabanken, 2024; Nitare &amp; Skogsstyrelsen, 2019).</w:t>
+      </w:r>
+    </w:p>
+    <w:p>
+      <w:r>
+        <w:rPr>
+          <w:b/>
+          <w:i/>
+        </w:rPr>
+        <w:t xml:space="preserve">Leptoporus mollis </w:t>
+      </w:r>
+      <w:r>
+        <w:rPr>
+          <w:b/>
+        </w:rPr>
+        <w:t>(NT)</w:t>
+      </w:r>
+      <w:r>
+        <w:t xml:space="preserve"> är granens kötticka och har klassificerats som ”gammelskogsindikator”, då den förekommer med ett tydligt optimum i äldre barrskogar, främst fuktiga granskogar. Den har högst signalvärde söder om den naturliga norrlandsgränsen </w:t>
+      </w:r>
+      <w:r>
+        <w:rPr>
+          <w:i/>
+        </w:rPr>
+        <w:t>limes norrlandicus</w:t>
+      </w:r>
+      <w:r>
+        <w:t>, men signalerar vanligtvis höga naturvärden även i Norrland. Arten är knuten till miljöer med konstant luftfuktighet och känslig för uttorkning som en avverkning kan medföra. Den totala populationen bedöms därför ha minskat under de senaste 30 åren och fortsätter att minska i takt med att grankontinuitetsskogar (skogar som inte kalavverkats) minskar i areal, samtidigt som att lämpliga miljöer inte återskapas i samma takt (SLU Artdatabanken, 2024; Nitare &amp; Skogsstyrelsen, 2019).</w:t>
       </w:r>
     </w:p>
     <w:p>
@@ -746,7 +773,7 @@
     <w:r>
       <w:tab/>
       <w:tab/>
-      <w:t>2025-05-27</w:t>
+      <w:t>2025-05-30</w:t>
       <w:br/>
       <w:br/>
     </w:r>

--- a/tillsyn/A 19313-2025 tillsynsbegäran.docx
+++ b/tillsyn/A 19313-2025 tillsynsbegäran.docx
@@ -773,7 +773,7 @@
     <w:r>
       <w:tab/>
       <w:tab/>
-      <w:t>2025-05-30</w:t>
+      <w:t>2025-06-01</w:t>
       <w:br/>
       <w:br/>
     </w:r>

--- a/tillsyn/A 19313-2025 tillsynsbegäran.docx
+++ b/tillsyn/A 19313-2025 tillsynsbegäran.docx
@@ -773,7 +773,7 @@
     <w:r>
       <w:tab/>
       <w:tab/>
-      <w:t>2025-06-01</w:t>
+      <w:t>2025-06-02</w:t>
       <w:br/>
       <w:br/>
     </w:r>

--- a/tillsyn/A 19313-2025 tillsynsbegäran.docx
+++ b/tillsyn/A 19313-2025 tillsynsbegäran.docx
@@ -88,6 +88,17 @@
       </w:pPr>
       <w:r>
         <w:t>Figur 1. Fyndplatser för naturvårdsarter i det avverkningsanmälda området (röd linje). Markörer utan svart kant är placerade på fyndplatsen. Markörer med svart kant är placerade vid sidan av fyndplatsen och har ett svart streck som visar fyndplatsens exakta position. Kartans mittpunktskoordinat är N 6984908, E 592735 i SWEREF 99 TM.</w:t>
+      </w:r>
+    </w:p>
+    <w:p>
+      <w:r>
+        <w:rPr>
+          <w:b/>
+        </w:rPr>
+        <w:t xml:space="preserve">Bollvitmossa </w:t>
+      </w:r>
+      <w:r>
+        <w:t>är en bra signalart inom hela sitt utbredningsområde. Vanligast är den i naturvårdsintressanta tallsumpskogar. Även gransumpskogar med bollvitmossa har normalt höga naturvärden. Arten indikerar skogsmark med stabila hydrologiska förhållanden och sannolikt även lång skoglig kontinuitet (Nitare &amp; Skogsstyrelsen, 2019).</w:t>
       </w:r>
     </w:p>
     <w:p>
@@ -773,7 +784,7 @@
     <w:r>
       <w:tab/>
       <w:tab/>
-      <w:t>2025-06-02</w:t>
+      <w:t>2025-06-03</w:t>
       <w:br/>
       <w:br/>
     </w:r>

--- a/tillsyn/A 19313-2025 tillsynsbegäran.docx
+++ b/tillsyn/A 19313-2025 tillsynsbegäran.docx
@@ -784,7 +784,7 @@
     <w:r>
       <w:tab/>
       <w:tab/>
-      <w:t>2025-06-03</w:t>
+      <w:t>2025-06-04</w:t>
       <w:br/>
       <w:br/>
     </w:r>

--- a/tillsyn/A 19313-2025 tillsynsbegäran.docx
+++ b/tillsyn/A 19313-2025 tillsynsbegäran.docx
@@ -784,7 +784,7 @@
     <w:r>
       <w:tab/>
       <w:tab/>
-      <w:t>2025-06-04</w:t>
+      <w:t>2025-06-05</w:t>
       <w:br/>
       <w:br/>
     </w:r>

--- a/tillsyn/A 19313-2025 tillsynsbegäran.docx
+++ b/tillsyn/A 19313-2025 tillsynsbegäran.docx
@@ -784,7 +784,7 @@
     <w:r>
       <w:tab/>
       <w:tab/>
-      <w:t>2025-06-05</w:t>
+      <w:t>2025-06-13</w:t>
       <w:br/>
       <w:br/>
     </w:r>

--- a/tillsyn/A 19313-2025 tillsynsbegäran.docx
+++ b/tillsyn/A 19313-2025 tillsynsbegäran.docx
@@ -784,7 +784,7 @@
     <w:r>
       <w:tab/>
       <w:tab/>
-      <w:t>2025-06-13</w:t>
+      <w:t>2025-06-15</w:t>
       <w:br/>
       <w:br/>
     </w:r>

--- a/tillsyn/A 19313-2025 tillsynsbegäran.docx
+++ b/tillsyn/A 19313-2025 tillsynsbegäran.docx
@@ -784,7 +784,7 @@
     <w:r>
       <w:tab/>
       <w:tab/>
-      <w:t>2025-06-15</w:t>
+      <w:t>2025-06-16</w:t>
       <w:br/>
       <w:br/>
     </w:r>

--- a/tillsyn/A 19313-2025 tillsynsbegäran.docx
+++ b/tillsyn/A 19313-2025 tillsynsbegäran.docx
@@ -784,7 +784,7 @@
     <w:r>
       <w:tab/>
       <w:tab/>
-      <w:t>2025-06-16</w:t>
+      <w:t>2025-06-17</w:t>
       <w:br/>
       <w:br/>
     </w:r>

--- a/tillsyn/A 19313-2025 tillsynsbegäran.docx
+++ b/tillsyn/A 19313-2025 tillsynsbegäran.docx
@@ -784,7 +784,7 @@
     <w:r>
       <w:tab/>
       <w:tab/>
-      <w:t>2025-06-17</w:t>
+      <w:t>2025-06-18</w:t>
       <w:br/>
       <w:br/>
     </w:r>

--- a/tillsyn/A 19313-2025 tillsynsbegäran.docx
+++ b/tillsyn/A 19313-2025 tillsynsbegäran.docx
@@ -784,7 +784,7 @@
     <w:r>
       <w:tab/>
       <w:tab/>
-      <w:t>2025-06-18</w:t>
+      <w:t>2025-06-19</w:t>
       <w:br/>
       <w:br/>
     </w:r>

--- a/tillsyn/A 19313-2025 tillsynsbegäran.docx
+++ b/tillsyn/A 19313-2025 tillsynsbegäran.docx
@@ -784,7 +784,7 @@
     <w:r>
       <w:tab/>
       <w:tab/>
-      <w:t>2025-06-19</w:t>
+      <w:t>2025-06-20</w:t>
       <w:br/>
       <w:br/>
     </w:r>

--- a/tillsyn/A 19313-2025 tillsynsbegäran.docx
+++ b/tillsyn/A 19313-2025 tillsynsbegäran.docx
@@ -784,7 +784,7 @@
     <w:r>
       <w:tab/>
       <w:tab/>
-      <w:t>2025-06-20</w:t>
+      <w:t>2025-06-21</w:t>
       <w:br/>
       <w:br/>
     </w:r>

--- a/tillsyn/A 19313-2025 tillsynsbegäran.docx
+++ b/tillsyn/A 19313-2025 tillsynsbegäran.docx
@@ -784,7 +784,7 @@
     <w:r>
       <w:tab/>
       <w:tab/>
-      <w:t>2025-06-21</w:t>
+      <w:t>2025-06-22</w:t>
       <w:br/>
       <w:br/>
     </w:r>

--- a/tillsyn/A 19313-2025 tillsynsbegäran.docx
+++ b/tillsyn/A 19313-2025 tillsynsbegäran.docx
@@ -784,7 +784,7 @@
     <w:r>
       <w:tab/>
       <w:tab/>
-      <w:t>2025-06-22</w:t>
+      <w:t>2025-06-23</w:t>
       <w:br/>
       <w:br/>
     </w:r>

--- a/tillsyn/A 19313-2025 tillsynsbegäran.docx
+++ b/tillsyn/A 19313-2025 tillsynsbegäran.docx
@@ -784,7 +784,7 @@
     <w:r>
       <w:tab/>
       <w:tab/>
-      <w:t>2025-06-23</w:t>
+      <w:t>2025-06-24</w:t>
       <w:br/>
       <w:br/>
     </w:r>

--- a/tillsyn/A 19313-2025 tillsynsbegäran.docx
+++ b/tillsyn/A 19313-2025 tillsynsbegäran.docx
@@ -784,7 +784,7 @@
     <w:r>
       <w:tab/>
       <w:tab/>
-      <w:t>2025-06-24</w:t>
+      <w:t>2025-06-25</w:t>
       <w:br/>
       <w:br/>
     </w:r>

--- a/tillsyn/A 19313-2025 tillsynsbegäran.docx
+++ b/tillsyn/A 19313-2025 tillsynsbegäran.docx
@@ -784,7 +784,7 @@
     <w:r>
       <w:tab/>
       <w:tab/>
-      <w:t>2025-06-25</w:t>
+      <w:t>2025-06-26</w:t>
       <w:br/>
       <w:br/>
     </w:r>

--- a/tillsyn/A 19313-2025 tillsynsbegäran.docx
+++ b/tillsyn/A 19313-2025 tillsynsbegäran.docx
@@ -784,7 +784,7 @@
     <w:r>
       <w:tab/>
       <w:tab/>
-      <w:t>2025-06-26</w:t>
+      <w:t>2025-06-27</w:t>
       <w:br/>
       <w:br/>
     </w:r>

--- a/tillsyn/A 19313-2025 tillsynsbegäran.docx
+++ b/tillsyn/A 19313-2025 tillsynsbegäran.docx
@@ -784,7 +784,7 @@
     <w:r>
       <w:tab/>
       <w:tab/>
-      <w:t>2025-06-27</w:t>
+      <w:t>2025-06-28</w:t>
       <w:br/>
       <w:br/>
     </w:r>

--- a/tillsyn/A 19313-2025 tillsynsbegäran.docx
+++ b/tillsyn/A 19313-2025 tillsynsbegäran.docx
@@ -784,7 +784,7 @@
     <w:r>
       <w:tab/>
       <w:tab/>
-      <w:t>2025-06-28</w:t>
+      <w:t>2025-06-29</w:t>
       <w:br/>
       <w:br/>
     </w:r>

--- a/tillsyn/A 19313-2025 tillsynsbegäran.docx
+++ b/tillsyn/A 19313-2025 tillsynsbegäran.docx
@@ -784,7 +784,7 @@
     <w:r>
       <w:tab/>
       <w:tab/>
-      <w:t>2025-06-29</w:t>
+      <w:t>2025-06-30</w:t>
       <w:br/>
       <w:br/>
     </w:r>

--- a/tillsyn/A 19313-2025 tillsynsbegäran.docx
+++ b/tillsyn/A 19313-2025 tillsynsbegäran.docx
@@ -784,7 +784,7 @@
     <w:r>
       <w:tab/>
       <w:tab/>
-      <w:t>2025-06-30</w:t>
+      <w:t>2025-07-01</w:t>
       <w:br/>
       <w:br/>
     </w:r>

--- a/tillsyn/A 19313-2025 tillsynsbegäran.docx
+++ b/tillsyn/A 19313-2025 tillsynsbegäran.docx
@@ -784,7 +784,7 @@
     <w:r>
       <w:tab/>
       <w:tab/>
-      <w:t>2025-07-01</w:t>
+      <w:t>2025-07-02</w:t>
       <w:br/>
       <w:br/>
     </w:r>

--- a/tillsyn/A 19313-2025 tillsynsbegäran.docx
+++ b/tillsyn/A 19313-2025 tillsynsbegäran.docx
@@ -784,7 +784,7 @@
     <w:r>
       <w:tab/>
       <w:tab/>
-      <w:t>2025-07-02</w:t>
+      <w:t>2025-07-03</w:t>
       <w:br/>
       <w:br/>
     </w:r>

--- a/tillsyn/A 19313-2025 tillsynsbegäran.docx
+++ b/tillsyn/A 19313-2025 tillsynsbegäran.docx
@@ -784,7 +784,7 @@
     <w:r>
       <w:tab/>
       <w:tab/>
-      <w:t>2025-07-03</w:t>
+      <w:t>2025-07-04</w:t>
       <w:br/>
       <w:br/>
     </w:r>

--- a/tillsyn/A 19313-2025 tillsynsbegäran.docx
+++ b/tillsyn/A 19313-2025 tillsynsbegäran.docx
@@ -784,7 +784,7 @@
     <w:r>
       <w:tab/>
       <w:tab/>
-      <w:t>2025-07-04</w:t>
+      <w:t>2025-07-05</w:t>
       <w:br/>
       <w:br/>
     </w:r>

--- a/tillsyn/A 19313-2025 tillsynsbegäran.docx
+++ b/tillsyn/A 19313-2025 tillsynsbegäran.docx
@@ -784,7 +784,7 @@
     <w:r>
       <w:tab/>
       <w:tab/>
-      <w:t>2025-07-05</w:t>
+      <w:t>2025-07-06</w:t>
       <w:br/>
       <w:br/>
     </w:r>

--- a/tillsyn/A 19313-2025 tillsynsbegäran.docx
+++ b/tillsyn/A 19313-2025 tillsynsbegäran.docx
@@ -784,7 +784,7 @@
     <w:r>
       <w:tab/>
       <w:tab/>
-      <w:t>2025-07-06</w:t>
+      <w:t>2025-07-07</w:t>
       <w:br/>
       <w:br/>
     </w:r>

--- a/tillsyn/A 19313-2025 tillsynsbegäran.docx
+++ b/tillsyn/A 19313-2025 tillsynsbegäran.docx
@@ -784,7 +784,7 @@
     <w:r>
       <w:tab/>
       <w:tab/>
-      <w:t>2025-07-07</w:t>
+      <w:t>2025-07-08</w:t>
       <w:br/>
       <w:br/>
     </w:r>

--- a/tillsyn/A 19313-2025 tillsynsbegäran.docx
+++ b/tillsyn/A 19313-2025 tillsynsbegäran.docx
@@ -158,7 +158,25 @@
         <w:t>Lunglav (NT)</w:t>
       </w:r>
       <w:r>
-        <w:t xml:space="preserve"> är en av vårt lands främsta signalarter som överallt indikerar gamla lövträd, skogsbestånd med höga naturvärden och ekosystem med lång skoglig kontinuitet. Lokalt kan förekomsten vara mycket riklig men den hittas nästan enbart i gamla och ej slutavverkade skogar. Artens samtliga förekomster bör uppmärksammas från naturvårdssynpunkt, då många lokaler även hyser andra ovanliga och rödlistade arter. Rikliga förekomster bör skyddas med biotopskydd, frivilliga avsättningar eller reservat (SLU Artdatabanken, 2024; Nitare &amp; Skogsstyrelsen, 2019).</w:t>
+        <w:t xml:space="preserve"> är en av vårt lands främsta signalarter som överallt indikerar gamla lövträd, skogsbestånd med höga naturvärden och ekosystem med lång skoglig kontinuitet. Lokalt kan förekomsten vara mycket riklig men den hittas nästan enbart i gamla och ej slutavverkade skogar. Artens samtliga förekomster bör uppmärksammas från naturvårdssynpunkt, då många lokaler även hyser andra ovanliga och rödlistade arter. Rikliga förekomster bör skyddas med biotopskydd, frivilliga avsättningar eller reservat. Det finns ett antal sällsynta lavparasiter som växer på lunglav: lunglavsknapp (VU), skrovelmössing (DD), lunglavshårprick (DD), </w:t>
+      </w:r>
+      <w:r>
+        <w:rPr>
+          <w:i/>
+        </w:rPr>
+        <w:t>Calycina alstrupii</w:t>
+      </w:r>
+      <w:r>
+        <w:t xml:space="preserve"> (NA) och </w:t>
+      </w:r>
+      <w:r>
+        <w:rPr>
+          <w:i/>
+        </w:rPr>
+        <w:t>Chalara lobariae</w:t>
+      </w:r>
+      <w:r>
+        <w:t xml:space="preserve"> (NA) (SLU Artdatabanken, 2025; SLU Artdatabanken, 2024; Nitare &amp; Skogsstyrelsen, 2019).</w:t>
       </w:r>
     </w:p>
     <w:p>
@@ -316,7 +334,7 @@
         <w:t>Plectocarpon lichenum</w:t>
       </w:r>
       <w:r>
-        <w:t xml:space="preserve"> (VU). Det finns ytterligare två rödlistade parasiter vilka bara förekommer på lunglav, Skrovelmössing </w:t>
+        <w:t xml:space="preserve"> (VU). Det finns ytterligare ett antal parasiter vilka bara förekommer på lunglav: Skrovelmössing </w:t>
       </w:r>
       <w:r>
         <w:rPr>
@@ -334,7 +352,25 @@
         <w:t>Niesslia lobariae</w:t>
       </w:r>
       <w:r>
-        <w:t xml:space="preserve"> (rödlistad som Kunskapsbrist DD). Skrovelmössing (DD) har små svarta apothecier och bruna, 1-septerade sporer och Lunglavshårprick (DD) har brunhåriga perithecier och färglösa, 1-septerade sporer (SLU Artdatabanken, 2024; Nitare &amp; Skogsstyrelsen, 2019).</w:t>
+        <w:t xml:space="preserve"> (rödlistad som Kunskapsbrist DD). Skrovelmössing (DD) har små svarta apothecier och bruna, 1-septerade sporer och Lunglavshårprick (DD) har brunhåriga perithecier och färglösa, 1-septerade sporer. Nyligen har ytterligare två lavparasiter påträffats i Sverige som växer på lunglav: </w:t>
+      </w:r>
+      <w:r>
+        <w:rPr>
+          <w:i/>
+        </w:rPr>
+        <w:t>Calycina alstrupii</w:t>
+      </w:r>
+      <w:r>
+        <w:t xml:space="preserve"> (NA) och </w:t>
+      </w:r>
+      <w:r>
+        <w:rPr>
+          <w:i/>
+        </w:rPr>
+        <w:t>Chalara lobariae</w:t>
+      </w:r>
+      <w:r>
+        <w:t xml:space="preserve"> (NA) (SLU Artdatabanken, 2025; SLU Artdatabanken, 2024; Nitare &amp; Skogsstyrelsen, 2019).</w:t>
       </w:r>
     </w:p>
     <w:p>
@@ -371,6 +407,20 @@
       </w:r>
       <w:r>
         <w:t>SLU Artdatabanken, Uppsala.</w:t>
+      </w:r>
+    </w:p>
+    <w:p>
+      <w:r>
+        <w:t xml:space="preserve">SLU Artdatabanken, 2025. </w:t>
+      </w:r>
+      <w:r>
+        <w:rPr>
+          <w:i/>
+        </w:rPr>
+        <w:t xml:space="preserve">Över 20 nya lavparasiter för Sverige. </w:t>
+      </w:r>
+      <w:r>
+        <w:t>https://www.slu.se/artdatabanken/arter-och-natur/artiklar/over-20-nya-lavparasiter-for-sverige/</w:t>
       </w:r>
     </w:p>
     <w:p>
@@ -784,7 +834,7 @@
     <w:r>
       <w:tab/>
       <w:tab/>
-      <w:t>2025-07-08</w:t>
+      <w:t>2025-07-09</w:t>
       <w:br/>
       <w:br/>
     </w:r>

--- a/tillsyn/A 19313-2025 tillsynsbegäran.docx
+++ b/tillsyn/A 19313-2025 tillsynsbegäran.docx
@@ -834,7 +834,7 @@
     <w:r>
       <w:tab/>
       <w:tab/>
-      <w:t>2025-07-09</w:t>
+      <w:t>2025-07-11</w:t>
       <w:br/>
       <w:br/>
     </w:r>

--- a/tillsyn/A 19313-2025 tillsynsbegäran.docx
+++ b/tillsyn/A 19313-2025 tillsynsbegäran.docx
@@ -834,7 +834,7 @@
     <w:r>
       <w:tab/>
       <w:tab/>
-      <w:t>2025-07-11</w:t>
+      <w:t>2025-07-12</w:t>
       <w:br/>
       <w:br/>
     </w:r>

--- a/tillsyn/A 19313-2025 tillsynsbegäran.docx
+++ b/tillsyn/A 19313-2025 tillsynsbegäran.docx
@@ -834,7 +834,7 @@
     <w:r>
       <w:tab/>
       <w:tab/>
-      <w:t>2025-07-12</w:t>
+      <w:t>2025-07-13</w:t>
       <w:br/>
       <w:br/>
     </w:r>

--- a/tillsyn/A 19313-2025 tillsynsbegäran.docx
+++ b/tillsyn/A 19313-2025 tillsynsbegäran.docx
@@ -834,7 +834,7 @@
     <w:r>
       <w:tab/>
       <w:tab/>
-      <w:t>2025-07-13</w:t>
+      <w:t>2025-07-14</w:t>
       <w:br/>
       <w:br/>
     </w:r>

--- a/tillsyn/A 19313-2025 tillsynsbegäran.docx
+++ b/tillsyn/A 19313-2025 tillsynsbegäran.docx
@@ -834,7 +834,7 @@
     <w:r>
       <w:tab/>
       <w:tab/>
-      <w:t>2025-08-06</w:t>
+      <w:t>2025-08-09</w:t>
       <w:br/>
       <w:br/>
     </w:r>
